--- a/Manual Tecnico.docx
+++ b/Manual Tecnico.docx
@@ -23,18 +23,7 @@
           <w:u w:val="single"/>
           <w:lang w:val="es-ES"/>
         </w:rPr>
-        <w:t>FLDSMDFR</w:t>
-      </w:r>
-      <w:r>
-        <w:rPr>
-          <w:b/>
-          <w:bCs/>
-          <w:sz w:val="52"/>
-          <w:szCs w:val="52"/>
-          <w:u w:val="single"/>
-          <w:lang w:val="es-ES"/>
-        </w:rPr>
-        <w:t xml:space="preserve"> (Graficadora en Assembler)</w:t>
+        <w:t>FLDSMDFR (Graficadora en Assembler)</w:t>
       </w:r>
     </w:p>
     <w:p>
@@ -185,13 +174,7 @@
         <w:rPr>
           <w:lang w:val="es-ES"/>
         </w:rPr>
-        <w:t>ALINK v1.6</w:t>
-      </w:r>
-      <w:r>
-        <w:rPr>
-          <w:lang w:val="es-ES"/>
-        </w:rPr>
-        <w:t xml:space="preserve"> para OBJ y LIB, que genera archivos COM/EXE</w:t>
+        <w:t>ALINK v1.6 para OBJ y LIB, que genera archivos COM/EXE</w:t>
       </w:r>
     </w:p>
     <w:p>
@@ -209,49 +192,7 @@
         <w:rPr>
           <w:lang w:val="es-ES"/>
         </w:rPr>
-        <w:t>Opcional: AFD-Pro (</w:t>
-      </w:r>
-      <w:proofErr w:type="spellStart"/>
-      <w:r>
-        <w:rPr>
-          <w:lang w:val="es-ES"/>
-        </w:rPr>
-        <w:t>Advanced</w:t>
-      </w:r>
-      <w:proofErr w:type="spellEnd"/>
-      <w:r>
-        <w:rPr>
-          <w:lang w:val="es-ES"/>
-        </w:rPr>
-        <w:t xml:space="preserve"> Full-</w:t>
-      </w:r>
-      <w:proofErr w:type="spellStart"/>
-      <w:r>
-        <w:rPr>
-          <w:lang w:val="es-ES"/>
-        </w:rPr>
-        <w:t>screen</w:t>
-      </w:r>
-      <w:proofErr w:type="spellEnd"/>
-      <w:r>
-        <w:rPr>
-          <w:lang w:val="es-ES"/>
-        </w:rPr>
-        <w:t xml:space="preserve"> </w:t>
-      </w:r>
-      <w:proofErr w:type="spellStart"/>
-      <w:r>
-        <w:rPr>
-          <w:lang w:val="es-ES"/>
-        </w:rPr>
-        <w:t>Debugger</w:t>
-      </w:r>
-      <w:proofErr w:type="spellEnd"/>
-      <w:r>
-        <w:rPr>
-          <w:lang w:val="es-ES"/>
-        </w:rPr>
-        <w:t xml:space="preserve"> Professional)</w:t>
+        <w:t>Opcional: AFD-Pro (Advanced Full-screen Debugger Professional)</w:t>
       </w:r>
     </w:p>
     <w:p>
@@ -353,7 +294,6 @@
           <w:lang w:val="es-ES"/>
         </w:rPr>
       </w:pPr>
-      <w:proofErr w:type="spellStart"/>
       <w:r>
         <w:rPr>
           <w:color w:val="CC7832"/>
@@ -361,20 +301,12 @@
         </w:rPr>
         <w:t>mount</w:t>
       </w:r>
-      <w:proofErr w:type="spellEnd"/>
       <w:r>
         <w:rPr>
           <w:color w:val="A9B7C6"/>
           <w:lang w:val="es-ES"/>
         </w:rPr>
-        <w:t xml:space="preserve"> C: C:\</w:t>
-      </w:r>
-      <w:r>
-        <w:rPr>
-          <w:color w:val="A9B7C6"/>
-          <w:lang w:val="es-ES"/>
-        </w:rPr>
-        <w:t>dir</w:t>
+        <w:t xml:space="preserve"> C: C:\dir</w:t>
       </w:r>
     </w:p>
     <w:p>
@@ -400,35 +332,7 @@
         <w:rPr>
           <w:lang w:val="es-ES" w:eastAsia="es-US"/>
         </w:rPr>
-        <w:t xml:space="preserve">ran los requisitos descritos (Compilador, </w:t>
-      </w:r>
-      <w:proofErr w:type="spellStart"/>
-      <w:r>
-        <w:rPr>
-          <w:lang w:val="es-ES" w:eastAsia="es-US"/>
-        </w:rPr>
-        <w:t>linker</w:t>
-      </w:r>
-      <w:proofErr w:type="spellEnd"/>
-      <w:r>
-        <w:rPr>
-          <w:lang w:val="es-ES" w:eastAsia="es-US"/>
-        </w:rPr>
-        <w:t xml:space="preserve">, código fuente y </w:t>
-      </w:r>
-      <w:proofErr w:type="spellStart"/>
-      <w:r>
-        <w:rPr>
-          <w:lang w:val="es-ES" w:eastAsia="es-US"/>
-        </w:rPr>
-        <w:t>debugger</w:t>
-      </w:r>
-      <w:proofErr w:type="spellEnd"/>
-      <w:r>
-        <w:rPr>
-          <w:lang w:val="es-ES" w:eastAsia="es-US"/>
-        </w:rPr>
-        <w:t>)</w:t>
+        <w:t>ran los requisitos descritos (Compilador, linker, código fuente y debugger)</w:t>
       </w:r>
       <w:r>
         <w:rPr>
@@ -485,6 +389,7 @@
       </w:pPr>
       <w:r>
         <w:rPr>
+          <w:noProof/>
           <w:lang w:val="es-ES" w:eastAsia="es-US"/>
         </w:rPr>
         <w:drawing>
@@ -563,7 +468,7 @@
           <w:lang w:val="es-ES"/>
         </w:rPr>
         <w:lastRenderedPageBreak/>
-        <w:t xml:space="preserve">Procedimiento de </w:t>
+        <w:t xml:space="preserve">Procedimiento de compilado de la </w:t>
       </w:r>
       <w:r>
         <w:rPr>
@@ -574,17 +479,6 @@
           <w:u w:val="single"/>
           <w:lang w:val="es-ES"/>
         </w:rPr>
-        <w:t xml:space="preserve">compilado de la </w:t>
-      </w:r>
-      <w:r>
-        <w:rPr>
-          <w:b/>
-          <w:bCs/>
-          <w:sz w:val="28"/>
-          <w:szCs w:val="28"/>
-          <w:u w:val="single"/>
-          <w:lang w:val="es-ES"/>
-        </w:rPr>
         <w:t>aplicación</w:t>
       </w:r>
     </w:p>
@@ -611,128 +505,69 @@
           <w:lang w:val="es-ES"/>
         </w:rPr>
       </w:pPr>
-      <w:proofErr w:type="spellStart"/>
       <w:r>
         <w:rPr>
           <w:color w:val="CC7832"/>
           <w:lang w:val="es-ES"/>
         </w:rPr>
-        <w:t>n</w:t>
+        <w:t>nasm</w:t>
+      </w:r>
+      <w:r>
+        <w:rPr>
+          <w:color w:val="A9B7C6"/>
+          <w:lang w:val="es-ES"/>
+        </w:rPr>
+        <w:t xml:space="preserve"> </w:t>
+      </w:r>
+      <w:r>
+        <w:rPr>
+          <w:color w:val="A9B7C6"/>
+          <w:lang w:val="es-ES"/>
+        </w:rPr>
+        <w:t xml:space="preserve">code/main.asm </w:t>
       </w:r>
       <w:r>
         <w:rPr>
           <w:color w:val="CC7832"/>
           <w:lang w:val="es-ES"/>
         </w:rPr>
-        <w:t>asm</w:t>
-      </w:r>
-      <w:proofErr w:type="spellEnd"/>
+        <w:t>-f</w:t>
+      </w:r>
       <w:r>
         <w:rPr>
           <w:color w:val="A9B7C6"/>
           <w:lang w:val="es-ES"/>
         </w:rPr>
-        <w:t xml:space="preserve"> </w:t>
-      </w:r>
-      <w:proofErr w:type="spellStart"/>
+        <w:t xml:space="preserve"> bin </w:t>
+      </w:r>
+      <w:r>
+        <w:rPr>
+          <w:color w:val="CC7832"/>
+          <w:lang w:val="es-ES"/>
+        </w:rPr>
+        <w:t>-o</w:t>
+      </w:r>
       <w:r>
         <w:rPr>
           <w:color w:val="A9B7C6"/>
           <w:lang w:val="es-ES"/>
         </w:rPr>
-        <w:t>code</w:t>
-      </w:r>
-      <w:proofErr w:type="spellEnd"/>
+        <w:t xml:space="preserve"> code/main.com </w:t>
+      </w:r>
+      <w:r>
+        <w:rPr>
+          <w:color w:val="CC7832"/>
+          <w:lang w:val="es-ES"/>
+        </w:rPr>
+        <w:t>-l</w:t>
+      </w:r>
       <w:r>
         <w:rPr>
           <w:color w:val="A9B7C6"/>
           <w:lang w:val="es-ES"/>
         </w:rPr>
-        <w:t xml:space="preserve">/main.asm </w:t>
-      </w:r>
-      <w:r>
-        <w:rPr>
-          <w:color w:val="CC7832"/>
-          <w:lang w:val="es-ES"/>
-        </w:rPr>
-        <w:t>-f</w:t>
-      </w:r>
-      <w:r>
-        <w:rPr>
-          <w:color w:val="A9B7C6"/>
-          <w:lang w:val="es-ES"/>
-        </w:rPr>
-        <w:t xml:space="preserve"> </w:t>
-      </w:r>
-      <w:proofErr w:type="spellStart"/>
-      <w:r>
-        <w:rPr>
-          <w:color w:val="A9B7C6"/>
-          <w:lang w:val="es-ES"/>
-        </w:rPr>
-        <w:t>bin</w:t>
-      </w:r>
-      <w:proofErr w:type="spellEnd"/>
-      <w:r>
-        <w:rPr>
-          <w:color w:val="A9B7C6"/>
-          <w:lang w:val="es-ES"/>
-        </w:rPr>
-        <w:t xml:space="preserve"> </w:t>
-      </w:r>
-      <w:r>
-        <w:rPr>
-          <w:color w:val="CC7832"/>
-          <w:lang w:val="es-ES"/>
-        </w:rPr>
-        <w:t>-o</w:t>
-      </w:r>
-      <w:r>
-        <w:rPr>
-          <w:color w:val="A9B7C6"/>
-          <w:lang w:val="es-ES"/>
-        </w:rPr>
-        <w:t xml:space="preserve"> code/main.com </w:t>
-      </w:r>
-      <w:r>
-        <w:rPr>
-          <w:color w:val="CC7832"/>
-          <w:lang w:val="es-ES"/>
-        </w:rPr>
-        <w:t>-l</w:t>
-      </w:r>
-      <w:r>
-        <w:rPr>
-          <w:color w:val="A9B7C6"/>
-          <w:lang w:val="es-ES"/>
-        </w:rPr>
-        <w:t xml:space="preserve"> </w:t>
-      </w:r>
-      <w:proofErr w:type="spellStart"/>
-      <w:r>
-        <w:rPr>
-          <w:color w:val="A9B7C6"/>
-          <w:lang w:val="es-ES"/>
-        </w:rPr>
-        <w:t>code</w:t>
-      </w:r>
-      <w:proofErr w:type="spellEnd"/>
-      <w:r>
-        <w:rPr>
-          <w:color w:val="A9B7C6"/>
-          <w:lang w:val="es-ES"/>
-        </w:rPr>
-        <w:t>/</w:t>
-      </w:r>
-      <w:proofErr w:type="spellStart"/>
-      <w:r>
-        <w:rPr>
-          <w:color w:val="A9B7C6"/>
-          <w:lang w:val="es-ES"/>
-        </w:rPr>
-        <w:t>main.lst</w:t>
-      </w:r>
-      <w:proofErr w:type="spellEnd"/>
+        <w:t xml:space="preserve"> code/main.lst</w:t>
+      </w:r>
     </w:p>
     <w:p>
       <w:pPr>
@@ -765,33 +600,11 @@
           <w:lang w:val="es-ES"/>
         </w:rPr>
       </w:pPr>
-      <w:proofErr w:type="spellStart"/>
-      <w:r>
-        <w:rPr>
-          <w:lang w:val="es-ES"/>
-        </w:rPr>
-        <w:t>bin</w:t>
-      </w:r>
-      <w:proofErr w:type="spellEnd"/>
-      <w:r>
-        <w:rPr>
-          <w:lang w:val="es-ES"/>
-        </w:rPr>
-        <w:t xml:space="preserve">: archivo sin </w:t>
-      </w:r>
-      <w:proofErr w:type="spellStart"/>
-      <w:r>
-        <w:rPr>
-          <w:lang w:val="es-ES"/>
-        </w:rPr>
-        <w:t>header</w:t>
-      </w:r>
-      <w:proofErr w:type="spellEnd"/>
-      <w:r>
-        <w:rPr>
-          <w:lang w:val="es-ES"/>
-        </w:rPr>
-        <w:t xml:space="preserve"> (flat)</w:t>
+      <w:r>
+        <w:rPr>
+          <w:lang w:val="es-ES"/>
+        </w:rPr>
+        <w:t>bin: archivo sin header (flat)</w:t>
       </w:r>
     </w:p>
     <w:p>
@@ -805,19 +618,11 @@
           <w:lang w:val="es-ES"/>
         </w:rPr>
       </w:pPr>
-      <w:proofErr w:type="spellStart"/>
-      <w:r>
-        <w:rPr>
-          <w:lang w:val="es-ES"/>
-        </w:rPr>
-        <w:t>elf</w:t>
-      </w:r>
-      <w:proofErr w:type="spellEnd"/>
-      <w:r>
-        <w:rPr>
-          <w:lang w:val="es-ES"/>
-        </w:rPr>
-        <w:t>: Objeto ELF</w:t>
+      <w:r>
+        <w:rPr>
+          <w:lang w:val="es-ES"/>
+        </w:rPr>
+        <w:t>elf: Objeto ELF</w:t>
       </w:r>
     </w:p>
     <w:p>
@@ -831,28 +636,12 @@
           <w:lang w:val="es-ES"/>
         </w:rPr>
       </w:pPr>
-      <w:proofErr w:type="spellStart"/>
-      <w:r>
-        <w:rPr>
-          <w:lang w:val="es-ES"/>
-        </w:rPr>
-        <w:t>aout</w:t>
-      </w:r>
-      <w:proofErr w:type="spellEnd"/>
-      <w:r>
-        <w:rPr>
-          <w:lang w:val="es-ES"/>
-        </w:rPr>
-        <w:t xml:space="preserve">: </w:t>
-      </w:r>
-      <w:proofErr w:type="spellStart"/>
-      <w:r>
-        <w:rPr>
-          <w:lang w:val="es-ES"/>
-        </w:rPr>
-        <w:t>a.out</w:t>
-      </w:r>
-      <w:proofErr w:type="spellEnd"/>
+      <w:r>
+        <w:rPr>
+          <w:lang w:val="es-ES"/>
+        </w:rPr>
+        <w:t>aout: a.out</w:t>
+      </w:r>
     </w:p>
     <w:p>
       <w:pPr>
@@ -865,19 +654,11 @@
           <w:lang w:val="es-ES"/>
         </w:rPr>
       </w:pPr>
-      <w:proofErr w:type="spellStart"/>
-      <w:r>
-        <w:rPr>
-          <w:lang w:val="es-ES"/>
-        </w:rPr>
-        <w:t>coff</w:t>
-      </w:r>
-      <w:proofErr w:type="spellEnd"/>
-      <w:r>
-        <w:rPr>
-          <w:lang w:val="es-ES"/>
-        </w:rPr>
-        <w:t>: Objeto COFF (Microsoft Windows)</w:t>
+      <w:r>
+        <w:rPr>
+          <w:lang w:val="es-ES"/>
+        </w:rPr>
+        <w:t>coff: Objeto COFF (Microsoft Windows)</w:t>
       </w:r>
     </w:p>
     <w:p>
@@ -909,19 +690,11 @@
           <w:lang w:val="es-ES"/>
         </w:rPr>
       </w:pPr>
-      <w:proofErr w:type="spellStart"/>
-      <w:r>
-        <w:rPr>
-          <w:lang w:val="es-ES"/>
-        </w:rPr>
-        <w:t>rdf</w:t>
-      </w:r>
-      <w:proofErr w:type="spellEnd"/>
-      <w:r>
-        <w:rPr>
-          <w:lang w:val="es-ES"/>
-        </w:rPr>
-        <w:t>: Objeto RDOFF</w:t>
+      <w:r>
+        <w:rPr>
+          <w:lang w:val="es-ES"/>
+        </w:rPr>
+        <w:t>rdf: Objeto RDOFF</w:t>
       </w:r>
     </w:p>
     <w:p>
@@ -957,37 +730,7 @@
         <w:rPr>
           <w:lang w:val="es-ES"/>
         </w:rPr>
-        <w:t>w</w:t>
-      </w:r>
-      <w:r>
-        <w:rPr>
-          <w:lang w:val="es-ES"/>
-        </w:rPr>
-        <w:t>in</w:t>
-      </w:r>
-      <w:r>
-        <w:rPr>
-          <w:lang w:val="es-ES"/>
-        </w:rPr>
-        <w:t>64</w:t>
-      </w:r>
-      <w:r>
-        <w:rPr>
-          <w:lang w:val="es-ES"/>
-        </w:rPr>
-        <w:t xml:space="preserve">: Objeto de </w:t>
-      </w:r>
-      <w:r>
-        <w:rPr>
-          <w:lang w:val="es-ES"/>
-        </w:rPr>
-        <w:t>64</w:t>
-      </w:r>
-      <w:r>
-        <w:rPr>
-          <w:lang w:val="es-ES"/>
-        </w:rPr>
-        <w:t>-bit de Windows</w:t>
+        <w:t>win64: Objeto de 64-bit de Windows</w:t>
       </w:r>
     </w:p>
     <w:p>
@@ -1031,6 +774,7 @@
       </w:pPr>
       <w:r>
         <w:rPr>
+          <w:noProof/>
           <w:lang w:val="es-ES" w:eastAsia="es-US"/>
         </w:rPr>
         <w:drawing>
@@ -1092,45 +836,18 @@
         <w:rPr>
           <w:lang w:val="es-ES" w:eastAsia="es-US"/>
         </w:rPr>
-        <w:t>quedan generados los archivos .</w:t>
-      </w:r>
-      <w:proofErr w:type="spellStart"/>
-      <w:r>
-        <w:rPr>
-          <w:lang w:val="es-ES" w:eastAsia="es-US"/>
-        </w:rPr>
-        <w:t>com</w:t>
-      </w:r>
-      <w:proofErr w:type="spellEnd"/>
-      <w:r>
-        <w:rPr>
-          <w:lang w:val="es-ES" w:eastAsia="es-US"/>
-        </w:rPr>
-        <w:t xml:space="preserve"> y .</w:t>
-      </w:r>
-      <w:proofErr w:type="spellStart"/>
-      <w:r>
-        <w:rPr>
-          <w:lang w:val="es-ES" w:eastAsia="es-US"/>
-        </w:rPr>
-        <w:t>lst</w:t>
-      </w:r>
-      <w:proofErr w:type="spellEnd"/>
-      <w:r>
-        <w:rPr>
-          <w:lang w:val="es-ES" w:eastAsia="es-US"/>
-        </w:rPr>
-        <w:t>. El que realmente interesa para correr la aplicación es el .com. para correr la aplicación, basta con ingresar su nombre (y ubicación) como comando.</w:t>
-      </w:r>
-    </w:p>
-    <w:p>
-      <w:pPr>
-        <w:rPr>
-          <w:lang w:val="es-ES" w:eastAsia="es-US"/>
-        </w:rPr>
-      </w:pPr>
-      <w:r>
-        <w:rPr>
+        <w:t>quedan generados los archivos .com y .lst. El que realmente interesa para correr la aplicación es el .com. para correr la aplicación, basta con ingresar su nombre (y ubicación) como comando.</w:t>
+      </w:r>
+    </w:p>
+    <w:p>
+      <w:pPr>
+        <w:rPr>
+          <w:lang w:val="es-ES" w:eastAsia="es-US"/>
+        </w:rPr>
+      </w:pPr>
+      <w:r>
+        <w:rPr>
+          <w:noProof/>
           <w:lang w:val="es-ES" w:eastAsia="es-US"/>
         </w:rPr>
         <w:drawing>
@@ -1201,6 +918,7 @@
       </w:pPr>
       <w:r>
         <w:rPr>
+          <w:noProof/>
           <w:lang w:val="es-ES" w:eastAsia="es-US"/>
         </w:rPr>
         <w:drawing>
@@ -1264,39 +982,18 @@
         <w:rPr>
           <w:lang w:val="es-ES" w:eastAsia="es-US"/>
         </w:rPr>
-        <w:t xml:space="preserve">Si se desea </w:t>
-      </w:r>
-      <w:proofErr w:type="spellStart"/>
-      <w:r>
-        <w:rPr>
-          <w:lang w:val="es-ES" w:eastAsia="es-US"/>
-        </w:rPr>
-        <w:t>debuggear</w:t>
-      </w:r>
-      <w:proofErr w:type="spellEnd"/>
-      <w:r>
-        <w:rPr>
-          <w:lang w:val="es-ES" w:eastAsia="es-US"/>
-        </w:rPr>
-        <w:t xml:space="preserve"> la aplicación en vez de solamente correrla, podemos hacer uso de AFD.EXE, brindándole como argumento la ubicación del archivo .</w:t>
-      </w:r>
-      <w:proofErr w:type="spellStart"/>
-      <w:r>
-        <w:rPr>
-          <w:lang w:val="es-ES" w:eastAsia="es-US"/>
-        </w:rPr>
-        <w:t>com</w:t>
-      </w:r>
-      <w:proofErr w:type="spellEnd"/>
-    </w:p>
-    <w:p>
-      <w:pPr>
-        <w:rPr>
-          <w:lang w:val="es-ES" w:eastAsia="es-US"/>
-        </w:rPr>
-      </w:pPr>
-      <w:r>
-        <w:rPr>
+        <w:t>Si se desea debuggear la aplicación en vez de solamente correrla, podemos hacer uso de AFD.EXE, brindándole como argumento la ubicación del archivo .com</w:t>
+      </w:r>
+    </w:p>
+    <w:p>
+      <w:pPr>
+        <w:rPr>
+          <w:lang w:val="es-ES" w:eastAsia="es-US"/>
+        </w:rPr>
+      </w:pPr>
+      <w:r>
+        <w:rPr>
+          <w:noProof/>
           <w:lang w:val="es-ES" w:eastAsia="es-US"/>
         </w:rPr>
         <w:drawing>
@@ -1431,21 +1128,7 @@
           <w:lang w:val="es-ES" w:eastAsia="es-US"/>
         </w:rPr>
         <w:lastRenderedPageBreak/>
-        <w:t xml:space="preserve">Esto nos abrirá el </w:t>
-      </w:r>
-      <w:proofErr w:type="spellStart"/>
-      <w:r>
-        <w:rPr>
-          <w:lang w:val="es-ES" w:eastAsia="es-US"/>
-        </w:rPr>
-        <w:t>debugger</w:t>
-      </w:r>
-      <w:proofErr w:type="spellEnd"/>
-      <w:r>
-        <w:rPr>
-          <w:lang w:val="es-ES" w:eastAsia="es-US"/>
-        </w:rPr>
-        <w:t xml:space="preserve"> el cual consta de las siguientes ventanas principales:</w:t>
+        <w:t>Esto nos abrirá el debugger el cual consta de las siguientes ventanas principales:</w:t>
       </w:r>
     </w:p>
     <w:p>
@@ -1698,21 +1381,7 @@
         <w:rPr>
           <w:lang w:val="es-ES" w:eastAsia="es-US"/>
         </w:rPr>
-        <w:t xml:space="preserve"> se ven los comandos ingresados del </w:t>
-      </w:r>
-      <w:proofErr w:type="spellStart"/>
-      <w:r>
-        <w:rPr>
-          <w:lang w:val="es-ES" w:eastAsia="es-US"/>
-        </w:rPr>
-        <w:t>debugger</w:t>
-      </w:r>
-      <w:proofErr w:type="spellEnd"/>
-      <w:r>
-        <w:rPr>
-          <w:lang w:val="es-ES" w:eastAsia="es-US"/>
-        </w:rPr>
-        <w:t>. La lista de comandos completos se puede ver usando F4</w:t>
+        <w:t xml:space="preserve"> se ven los comandos ingresados del debugger. La lista de comandos completos se puede ver usando F4</w:t>
       </w:r>
     </w:p>
     <w:p>
@@ -1748,16 +1417,8 @@
         <w:rPr>
           <w:lang w:val="es-ES" w:eastAsia="es-US"/>
         </w:rPr>
-        <w:t xml:space="preserve">F </w:t>
-      </w:r>
-      <w:proofErr w:type="spellStart"/>
-      <w:r>
-        <w:rPr>
-          <w:lang w:val="es-ES" w:eastAsia="es-US"/>
-        </w:rPr>
-        <w:t>addr</w:t>
-      </w:r>
-      <w:proofErr w:type="spellEnd"/>
+        <w:t>F addr</w:t>
+      </w:r>
       <w:r>
         <w:rPr>
           <w:lang w:val="es-ES" w:eastAsia="es-US"/>
@@ -1768,21 +1429,7 @@
         <w:rPr>
           <w:lang w:val="es-ES" w:eastAsia="es-US"/>
         </w:rPr>
-        <w:t>,</w:t>
-      </w:r>
-      <w:proofErr w:type="spellStart"/>
-      <w:r>
-        <w:rPr>
-          <w:lang w:val="es-ES" w:eastAsia="es-US"/>
-        </w:rPr>
-        <w:t>repeat_count</w:t>
-      </w:r>
-      <w:proofErr w:type="spellEnd"/>
-      <w:r>
-        <w:rPr>
-          <w:lang w:val="es-ES" w:eastAsia="es-US"/>
-        </w:rPr>
-        <w:t>,</w:t>
+        <w:t>,repeat_count,</w:t>
       </w:r>
       <w:r>
         <w:rPr>
@@ -1790,33 +1437,11 @@
         </w:rPr>
         <w:t xml:space="preserve"> </w:t>
       </w:r>
-      <w:proofErr w:type="spellStart"/>
-      <w:r>
-        <w:rPr>
-          <w:lang w:val="es-ES" w:eastAsia="es-US"/>
-        </w:rPr>
-        <w:t>string</w:t>
-      </w:r>
-      <w:proofErr w:type="spellEnd"/>
-      <w:r>
-        <w:rPr>
-          <w:lang w:val="es-ES" w:eastAsia="es-US"/>
-        </w:rPr>
-        <w:t xml:space="preserve">; llenando la memoria con el </w:t>
-      </w:r>
-      <w:proofErr w:type="spellStart"/>
-      <w:r>
-        <w:rPr>
-          <w:lang w:val="es-ES" w:eastAsia="es-US"/>
-        </w:rPr>
-        <w:t>string</w:t>
-      </w:r>
-      <w:proofErr w:type="spellEnd"/>
-      <w:r>
-        <w:rPr>
-          <w:lang w:val="es-ES" w:eastAsia="es-US"/>
-        </w:rPr>
-        <w:t xml:space="preserve"> dado x cantidad de veces.</w:t>
+      <w:r>
+        <w:rPr>
+          <w:lang w:val="es-ES" w:eastAsia="es-US"/>
+        </w:rPr>
+        <w:t>string; llenando la memoria con el string dado x cantidad de veces.</w:t>
       </w:r>
     </w:p>
     <w:p>
@@ -1858,25 +1483,7 @@
         <w:rPr>
           <w:lang w:val="es-ES" w:eastAsia="es-US"/>
         </w:rPr>
-        <w:t xml:space="preserve"> de la memoria. </w:t>
-      </w:r>
-      <w:r>
-        <w:rPr>
-          <w:lang w:val="es-ES" w:eastAsia="es-US"/>
-        </w:rPr>
-        <w:t>Se puede navegar usando el comando M</w:t>
-      </w:r>
-      <w:r>
-        <w:rPr>
-          <w:lang w:val="es-ES" w:eastAsia="es-US"/>
-        </w:rPr>
-        <w:t>2</w:t>
-      </w:r>
-      <w:r>
-        <w:rPr>
-          <w:lang w:val="es-ES" w:eastAsia="es-US"/>
-        </w:rPr>
-        <w:t xml:space="preserve"> ADDR (ej.: M1 65B)</w:t>
+        <w:t xml:space="preserve"> de la memoria. Se puede navegar usando el comando M2 ADDR (ej.: M1 65B)</w:t>
       </w:r>
     </w:p>
     <w:p>
@@ -1924,21 +1531,7 @@
         <w:rPr>
           <w:lang w:val="es-ES" w:eastAsia="es-US"/>
         </w:rPr>
-        <w:t xml:space="preserve"> código </w:t>
-      </w:r>
-      <w:proofErr w:type="spellStart"/>
-      <w:r>
-        <w:rPr>
-          <w:lang w:val="es-ES" w:eastAsia="es-US"/>
-        </w:rPr>
-        <w:t>hexagesimal</w:t>
-      </w:r>
-      <w:proofErr w:type="spellEnd"/>
-      <w:r>
-        <w:rPr>
-          <w:lang w:val="es-ES" w:eastAsia="es-US"/>
-        </w:rPr>
-        <w:t xml:space="preserve"> almacenado, alineado con la vista de </w:t>
+        <w:t xml:space="preserve"> código hexagesimal almacenado, alineado con la vista de </w:t>
       </w:r>
       <w:r>
         <w:rPr>
@@ -1980,23 +1573,8 @@
         <w:rPr>
           <w:lang w:val="es-ES" w:eastAsia="es-US"/>
         </w:rPr>
-        <w:t xml:space="preserve"> del </w:t>
-      </w:r>
-      <w:proofErr w:type="spellStart"/>
-      <w:r>
-        <w:rPr>
-          <w:lang w:val="es-ES" w:eastAsia="es-US"/>
-        </w:rPr>
-        <w:t>debugger</w:t>
-      </w:r>
-      <w:proofErr w:type="spellEnd"/>
-      <w:r>
-        <w:rPr>
-          <w:lang w:val="es-ES" w:eastAsia="es-US"/>
-        </w:rPr>
-        <w:t xml:space="preserve"> usando el comando </w:t>
-      </w:r>
-      <w:proofErr w:type="spellStart"/>
+        <w:t xml:space="preserve"> del debugger usando el comando </w:t>
+      </w:r>
       <w:r>
         <w:rPr>
           <w:i/>
@@ -2004,53 +1582,6 @@
           <w:lang w:val="es-ES" w:eastAsia="es-US"/>
         </w:rPr>
         <w:t>Quit</w:t>
-      </w:r>
-      <w:proofErr w:type="spellEnd"/>
-    </w:p>
-    <w:p>
-      <w:pPr>
-        <w:rPr>
-          <w:i/>
-          <w:iCs/>
-          <w:lang w:val="es-ES" w:eastAsia="es-US"/>
-        </w:rPr>
-      </w:pPr>
-    </w:p>
-    <w:p>
-      <w:pPr>
-        <w:rPr>
-          <w:i/>
-          <w:iCs/>
-          <w:lang w:val="es-ES" w:eastAsia="es-US"/>
-        </w:rPr>
-      </w:pPr>
-    </w:p>
-    <w:p>
-      <w:pPr>
-        <w:rPr>
-          <w:lang w:val="es-ES" w:eastAsia="es-US"/>
-        </w:rPr>
-      </w:pPr>
-    </w:p>
-    <w:p>
-      <w:pPr>
-        <w:rPr>
-          <w:lang w:val="es-ES" w:eastAsia="es-US"/>
-        </w:rPr>
-      </w:pPr>
-      <w:r>
-        <w:rPr>
-          <w:lang w:val="es-ES" w:eastAsia="es-US"/>
-        </w:rPr>
-        <w:t>**</w:t>
-      </w:r>
-      <w:r>
-        <w:rPr>
-          <w:i/>
-          <w:iCs/>
-          <w:lang w:val="es-ES" w:eastAsia="es-US"/>
-        </w:rPr>
-        <w:t>Las demás opciones del menú serán implementadas en el siguiente release de la beta de esta aplicación (guiño guiño)</w:t>
       </w:r>
     </w:p>
     <w:sectPr>
@@ -3584,6 +3115,7 @@
   <w:style w:type="character" w:default="1" w:styleId="DefaultParagraphFont">
     <w:name w:val="Default Paragraph Font"/>
     <w:uiPriority w:val="1"/>
+    <w:semiHidden/>
     <w:unhideWhenUsed/>
   </w:style>
   <w:style w:type="table" w:default="1" w:styleId="TableNormal">
